--- a/klagomål/A 37667-2025 FSC-klagomål.docx
+++ b/klagomål/A 37667-2025 FSC-klagomål.docx
@@ -943,7 +943,7 @@
     <w:r>
       <w:tab/>
       <w:tab/>
-      <w:t>2025-09-10</w:t>
+      <w:t>2025-09-11</w:t>
       <w:br/>
       <w:br/>
     </w:r>

--- a/klagomål/A 37667-2025 FSC-klagomål.docx
+++ b/klagomål/A 37667-2025 FSC-klagomål.docx
@@ -943,7 +943,7 @@
     <w:r>
       <w:tab/>
       <w:tab/>
-      <w:t>2025-09-11</w:t>
+      <w:t>2025-09-12</w:t>
       <w:br/>
       <w:br/>
     </w:r>

--- a/klagomål/A 37667-2025 FSC-klagomål.docx
+++ b/klagomål/A 37667-2025 FSC-klagomål.docx
@@ -943,7 +943,7 @@
     <w:r>
       <w:tab/>
       <w:tab/>
-      <w:t>2025-09-12</w:t>
+      <w:t>2025-09-13</w:t>
       <w:br/>
       <w:br/>
     </w:r>

--- a/klagomål/A 37667-2025 FSC-klagomål.docx
+++ b/klagomål/A 37667-2025 FSC-klagomål.docx
@@ -943,7 +943,7 @@
     <w:r>
       <w:tab/>
       <w:tab/>
-      <w:t>2025-09-13</w:t>
+      <w:t>2025-09-14</w:t>
       <w:br/>
       <w:br/>
     </w:r>

--- a/klagomål/A 37667-2025 FSC-klagomål.docx
+++ b/klagomål/A 37667-2025 FSC-klagomål.docx
@@ -267,7 +267,25 @@
         <w:t>Knärot (VU, §8)</w:t>
       </w:r>
       <w:r>
-        <w:t xml:space="preserve"> är rödlistad som sårbar och fridlyst enligt 8§ artskyddsförordningen. En nyligen genomförd analys av 79 floraväktarlokaler indikerar att det behövs någonstans mellan 100 och 150 meters skyddszon för att en knärotspopulation inte ska dö ut på lång sikt (Sebestyén &amp; Sundberg, 2025). Detta ligger väl i linje med tidigare genomförda studier som visar att det krävs väl tilltagna buffertzoner för att knäroten inte ska ta skada av skogsbruksåtgärder i intilliggande skog (Johnson, 2014; Koelmeijer m.fl., 2022; Skogsstyrelsen, 2022). Arten är även känslig för gallring vilket framgår av Skogsstyrelsens egen vägledning för hänsyn till knärot (Skogsstyrelsen, 2022). För rika förekomster av knärot är reservatsbildning eller biotopskydd lämpliga åtgärder för att skydda den (SLU Artdatabanken, 2024).</w:t>
+        <w:t xml:space="preserve"> är rödlistad som sårbar och fridlyst enligt 8§ artskyddsförordningen. En nyligen genomförd analys av 79 floraväktarlokaler indikerar att det behövs någonstans mellan 100 och 150 meters skyddszon för att en knärotspopulation inte ska dö ut på lång sikt (Sebestyén &amp; Sundberg, 2025). Detta ligger väl i linje med tidigare genomförda studier som visar att det krävs väl tilltagna buffertzoner för att knäroten inte ska ta skada av skogsbruksåtgärder i intilliggande skog (Johnson, 2014; Koelmeijer m.fl., 2022; Skogsstyrelsen, 2022). Arten är även känslig för gallring vilket framgår av Skogsstyrelsens egen vägledning för hänsyn till knärot (Skogsstyrelsen, 2022). För rika förekomster av knärot är reservatsbildning eller biotopskydd lämpliga åtgärder för att skydda den. På knärot kan den sällsynta rostsvampen </w:t>
+      </w:r>
+      <w:r>
+        <w:rPr>
+          <w:i/>
+        </w:rPr>
+        <w:t>Pucciniastrum goodyerae</w:t>
+      </w:r>
+      <w:r>
+        <w:t xml:space="preserve"> påträffas. </w:t>
+      </w:r>
+      <w:r>
+        <w:rPr>
+          <w:i/>
+        </w:rPr>
+        <w:t>Pucciniastrum goodyerae</w:t>
+      </w:r>
+      <w:r>
+        <w:t xml:space="preserve"> är klassad som NE (ej bedömd) i rödlistan(SLU Artdatabanken, 2024).</w:t>
       </w:r>
     </w:p>
     <w:p>
@@ -943,7 +961,7 @@
     <w:r>
       <w:tab/>
       <w:tab/>
-      <w:t>2025-09-14</w:t>
+      <w:t>2025-09-15</w:t>
       <w:br/>
       <w:br/>
     </w:r>

--- a/klagomål/A 37667-2025 FSC-klagomål.docx
+++ b/klagomål/A 37667-2025 FSC-klagomål.docx
@@ -191,7 +191,7 @@
     </w:p>
     <w:p>
       <w:r>
-        <w:t>I avverkningsanmälan har följande 2 naturvårdsarter hittats: knärot (VU, §8) och blåsippa (§9). Av dessa är 1 rödlistade. För rödlistade arter har rödlistekategorin angivits inom parentes. För fridlysta arter anges även paragrafen i Artskyddsförordningen som arten är fridlyst enligt.</w:t>
+        <w:t>I avverkningsanmälan har följande 3 naturvårdsarter hittats: aspfjädermossa (VU), knärot (VU, §8) och blåsippa (§9). Av dessa är 2 rödlistade. För rödlistade arter har rödlistekategorin angivits inom parentes. För fridlysta arter anges även paragrafen i Artskyddsförordningen som arten är fridlyst enligt.</w:t>
       </w:r>
     </w:p>
     <w:p>
@@ -206,7 +206,7 @@
       <w:r>
         <w:drawing>
           <wp:inline xmlns:a="http://schemas.openxmlformats.org/drawingml/2006/main" xmlns:pic="http://schemas.openxmlformats.org/drawingml/2006/picture">
-            <wp:extent cx="5486400" cy="5096334"/>
+            <wp:extent cx="5486400" cy="5094855"/>
             <wp:docPr id="1" name="Picture 1"/>
             <wp:cNvGraphicFramePr>
               <a:graphicFrameLocks noChangeAspect="1"/>
@@ -227,7 +227,7 @@
                   <pic:spPr>
                     <a:xfrm>
                       <a:off x="0" y="0"/>
-                      <a:ext cx="5486400" cy="5096334"/>
+                      <a:ext cx="5486400" cy="5094855"/>
                     </a:xfrm>
                     <a:prstGeom prst="rect"/>
                   </pic:spPr>
@@ -244,6 +244,17 @@
       </w:pPr>
       <w:r>
         <w:t>Figur 1. Fyndplatser för naturvårdsarter i det avverkningsanmälda området (röd linje). Markörer utan svart kant är placerade på fyndplatsen. Markörer med svart kant är placerade vid sidan av fyndplatsen och har ett svart streck som visar fyndplatsens exakta position. Kartans mittpunktskoordinat är N 6389948, E 542735 i SWEREF 99 TM.</w:t>
+      </w:r>
+    </w:p>
+    <w:p>
+      <w:r>
+        <w:rPr>
+          <w:b/>
+        </w:rPr>
+        <w:t>Aspfjädermossa (VU)</w:t>
+      </w:r>
+      <w:r>
+        <w:t xml:space="preserve"> är knuten till gamla skogar, framförallt på näringsrik, högproduktiv mark där den växer på bark av främst ask, lönn och asp. Arten är placerad högst upp i Skogsstyrelsens värdepyramid för bedömning av skog med höga naturvärden. Samtliga lokaler måste ges ett ändamålsenligt skydd och ett urval förekomster bör övervakas för att följa populationens status (SLU Artdatabanken, 2024; Nitare &amp; Skogsstyrelsen, 2019).</w:t>
       </w:r>
     </w:p>
     <w:p>
@@ -440,7 +451,7 @@
         <w:rPr>
           <w:i/>
         </w:rPr>
-        <w:t>I det avverkningsanmälda skogsområdet har 2 naturvårdsarter varav 1 rödlistade arter sina livsmiljöer och växtplatser.</w:t>
+        <w:t>I det avverkningsanmälda skogsområdet har 3 naturvårdsarter varav 2 rödlistade arter sina livsmiljöer och växtplatser.</w:t>
       </w:r>
     </w:p>
     <w:p>
@@ -961,7 +972,7 @@
     <w:r>
       <w:tab/>
       <w:tab/>
-      <w:t>2025-09-15</w:t>
+      <w:t>2025-09-16</w:t>
       <w:br/>
       <w:br/>
     </w:r>

--- a/klagomål/A 37667-2025 FSC-klagomål.docx
+++ b/klagomål/A 37667-2025 FSC-klagomål.docx
@@ -972,7 +972,7 @@
     <w:r>
       <w:tab/>
       <w:tab/>
-      <w:t>2025-09-16</w:t>
+      <w:t>2025-09-17</w:t>
       <w:br/>
       <w:br/>
     </w:r>

--- a/klagomål/A 37667-2025 FSC-klagomål.docx
+++ b/klagomål/A 37667-2025 FSC-klagomål.docx
@@ -972,7 +972,7 @@
     <w:r>
       <w:tab/>
       <w:tab/>
-      <w:t>2025-09-17</w:t>
+      <w:t>2025-09-18</w:t>
       <w:br/>
       <w:br/>
     </w:r>

--- a/klagomål/A 37667-2025 FSC-klagomål.docx
+++ b/klagomål/A 37667-2025 FSC-klagomål.docx
@@ -972,7 +972,7 @@
     <w:r>
       <w:tab/>
       <w:tab/>
-      <w:t>2025-09-18</w:t>
+      <w:t>2025-09-22</w:t>
       <w:br/>
       <w:br/>
     </w:r>

--- a/klagomål/A 37667-2025 FSC-klagomål.docx
+++ b/klagomål/A 37667-2025 FSC-klagomål.docx
@@ -972,7 +972,7 @@
     <w:r>
       <w:tab/>
       <w:tab/>
-      <w:t>2025-09-22</w:t>
+      <w:t>2025-09-23</w:t>
       <w:br/>
       <w:br/>
     </w:r>

--- a/klagomål/A 37667-2025 FSC-klagomål.docx
+++ b/klagomål/A 37667-2025 FSC-klagomål.docx
@@ -972,7 +972,7 @@
     <w:r>
       <w:tab/>
       <w:tab/>
-      <w:t>2025-09-23</w:t>
+      <w:t>2025-09-24</w:t>
       <w:br/>
       <w:br/>
     </w:r>

--- a/klagomål/A 37667-2025 FSC-klagomål.docx
+++ b/klagomål/A 37667-2025 FSC-klagomål.docx
@@ -972,7 +972,7 @@
     <w:r>
       <w:tab/>
       <w:tab/>
-      <w:t>2025-09-24</w:t>
+      <w:t>2025-09-25</w:t>
       <w:br/>
       <w:br/>
     </w:r>

--- a/klagomål/A 37667-2025 FSC-klagomål.docx
+++ b/klagomål/A 37667-2025 FSC-klagomål.docx
@@ -972,7 +972,7 @@
     <w:r>
       <w:tab/>
       <w:tab/>
-      <w:t>2025-09-25</w:t>
+      <w:t>2025-09-26</w:t>
       <w:br/>
       <w:br/>
     </w:r>

--- a/klagomål/A 37667-2025 FSC-klagomål.docx
+++ b/klagomål/A 37667-2025 FSC-klagomål.docx
@@ -972,7 +972,7 @@
     <w:r>
       <w:tab/>
       <w:tab/>
-      <w:t>2025-09-26</w:t>
+      <w:t>2025-09-27</w:t>
       <w:br/>
       <w:br/>
     </w:r>

--- a/klagomål/A 37667-2025 FSC-klagomål.docx
+++ b/klagomål/A 37667-2025 FSC-klagomål.docx
@@ -972,7 +972,7 @@
     <w:r>
       <w:tab/>
       <w:tab/>
-      <w:t>2025-09-27</w:t>
+      <w:t>2025-09-28</w:t>
       <w:br/>
       <w:br/>
     </w:r>

--- a/klagomål/A 37667-2025 FSC-klagomål.docx
+++ b/klagomål/A 37667-2025 FSC-klagomål.docx
@@ -972,7 +972,7 @@
     <w:r>
       <w:tab/>
       <w:tab/>
-      <w:t>2025-09-28</w:t>
+      <w:t>2025-09-29</w:t>
       <w:br/>
       <w:br/>
     </w:r>

--- a/klagomål/A 37667-2025 FSC-klagomål.docx
+++ b/klagomål/A 37667-2025 FSC-klagomål.docx
@@ -972,7 +972,7 @@
     <w:r>
       <w:tab/>
       <w:tab/>
-      <w:t>2025-09-29</w:t>
+      <w:t>2025-09-30</w:t>
       <w:br/>
       <w:br/>
     </w:r>

--- a/klagomål/A 37667-2025 FSC-klagomål.docx
+++ b/klagomål/A 37667-2025 FSC-klagomål.docx
@@ -972,7 +972,7 @@
     <w:r>
       <w:tab/>
       <w:tab/>
-      <w:t>2025-09-30</w:t>
+      <w:t>2025-10-01</w:t>
       <w:br/>
       <w:br/>
     </w:r>

--- a/klagomål/A 37667-2025 FSC-klagomål.docx
+++ b/klagomål/A 37667-2025 FSC-klagomål.docx
@@ -972,7 +972,7 @@
     <w:r>
       <w:tab/>
       <w:tab/>
-      <w:t>2025-10-01</w:t>
+      <w:t>2025-10-02</w:t>
       <w:br/>
       <w:br/>
     </w:r>

--- a/klagomål/A 37667-2025 FSC-klagomål.docx
+++ b/klagomål/A 37667-2025 FSC-klagomål.docx
@@ -972,7 +972,7 @@
     <w:r>
       <w:tab/>
       <w:tab/>
-      <w:t>2025-10-02</w:t>
+      <w:t>2025-10-03</w:t>
       <w:br/>
       <w:br/>
     </w:r>

--- a/klagomål/A 37667-2025 FSC-klagomål.docx
+++ b/klagomål/A 37667-2025 FSC-klagomål.docx
@@ -972,7 +972,7 @@
     <w:r>
       <w:tab/>
       <w:tab/>
-      <w:t>2025-10-03</w:t>
+      <w:t>2025-10-04</w:t>
       <w:br/>
       <w:br/>
     </w:r>

--- a/klagomål/A 37667-2025 FSC-klagomål.docx
+++ b/klagomål/A 37667-2025 FSC-klagomål.docx
@@ -972,7 +972,7 @@
     <w:r>
       <w:tab/>
       <w:tab/>
-      <w:t>2025-10-04</w:t>
+      <w:t>2025-10-05</w:t>
       <w:br/>
       <w:br/>
     </w:r>

--- a/klagomål/A 37667-2025 FSC-klagomål.docx
+++ b/klagomål/A 37667-2025 FSC-klagomål.docx
@@ -972,7 +972,7 @@
     <w:r>
       <w:tab/>
       <w:tab/>
-      <w:t>2025-10-05</w:t>
+      <w:t>2025-10-06</w:t>
       <w:br/>
       <w:br/>
     </w:r>

--- a/klagomål/A 37667-2025 FSC-klagomål.docx
+++ b/klagomål/A 37667-2025 FSC-klagomål.docx
@@ -972,7 +972,7 @@
     <w:r>
       <w:tab/>
       <w:tab/>
-      <w:t>2025-10-06</w:t>
+      <w:t>2025-10-07</w:t>
       <w:br/>
       <w:br/>
     </w:r>

--- a/klagomål/A 37667-2025 FSC-klagomål.docx
+++ b/klagomål/A 37667-2025 FSC-klagomål.docx
@@ -972,7 +972,7 @@
     <w:r>
       <w:tab/>
       <w:tab/>
-      <w:t>2025-10-07</w:t>
+      <w:t>2025-10-08</w:t>
       <w:br/>
       <w:br/>
     </w:r>

--- a/klagomål/A 37667-2025 FSC-klagomål.docx
+++ b/klagomål/A 37667-2025 FSC-klagomål.docx
@@ -972,7 +972,7 @@
     <w:r>
       <w:tab/>
       <w:tab/>
-      <w:t>2025-10-08</w:t>
+      <w:t>2025-10-09</w:t>
       <w:br/>
       <w:br/>
     </w:r>

--- a/klagomål/A 37667-2025 FSC-klagomål.docx
+++ b/klagomål/A 37667-2025 FSC-klagomål.docx
@@ -972,7 +972,7 @@
     <w:r>
       <w:tab/>
       <w:tab/>
-      <w:t>2025-10-09</w:t>
+      <w:t>2025-10-10</w:t>
       <w:br/>
       <w:br/>
     </w:r>

--- a/klagomål/A 37667-2025 FSC-klagomål.docx
+++ b/klagomål/A 37667-2025 FSC-klagomål.docx
@@ -972,7 +972,7 @@
     <w:r>
       <w:tab/>
       <w:tab/>
-      <w:t>2025-10-10</w:t>
+      <w:t>2025-10-11</w:t>
       <w:br/>
       <w:br/>
     </w:r>

--- a/klagomål/A 37667-2025 FSC-klagomål.docx
+++ b/klagomål/A 37667-2025 FSC-klagomål.docx
@@ -972,7 +972,7 @@
     <w:r>
       <w:tab/>
       <w:tab/>
-      <w:t>2025-10-16</w:t>
+      <w:t>2025-10-17</w:t>
       <w:br/>
       <w:br/>
     </w:r>

--- a/klagomål/A 37667-2025 FSC-klagomål.docx
+++ b/klagomål/A 37667-2025 FSC-klagomål.docx
@@ -972,7 +972,7 @@
     <w:r>
       <w:tab/>
       <w:tab/>
-      <w:t>2025-10-17</w:t>
+      <w:t>2025-10-18</w:t>
       <w:br/>
       <w:br/>
     </w:r>

--- a/klagomål/A 37667-2025 FSC-klagomål.docx
+++ b/klagomål/A 37667-2025 FSC-klagomål.docx
@@ -972,7 +972,7 @@
     <w:r>
       <w:tab/>
       <w:tab/>
-      <w:t>2025-10-18</w:t>
+      <w:t>2025-10-19</w:t>
       <w:br/>
       <w:br/>
     </w:r>

--- a/klagomål/A 37667-2025 FSC-klagomål.docx
+++ b/klagomål/A 37667-2025 FSC-klagomål.docx
@@ -972,7 +972,7 @@
     <w:r>
       <w:tab/>
       <w:tab/>
-      <w:t>2025-10-19</w:t>
+      <w:t>2025-10-20</w:t>
       <w:br/>
       <w:br/>
     </w:r>

--- a/klagomål/A 37667-2025 FSC-klagomål.docx
+++ b/klagomål/A 37667-2025 FSC-klagomål.docx
@@ -972,7 +972,7 @@
     <w:r>
       <w:tab/>
       <w:tab/>
-      <w:t>2025-10-20</w:t>
+      <w:t>2025-10-21</w:t>
       <w:br/>
       <w:br/>
     </w:r>

--- a/klagomål/A 37667-2025 FSC-klagomål.docx
+++ b/klagomål/A 37667-2025 FSC-klagomål.docx
@@ -296,7 +296,7 @@
         <w:t>Pucciniastrum goodyerae</w:t>
       </w:r>
       <w:r>
-        <w:t xml:space="preserve"> är klassad som NE (ej bedömd) i rödlistan(SLU Artdatabanken, 2024).</w:t>
+        <w:t xml:space="preserve"> är klassad som NE (ej bedömd) i rödlistan (SLU Artdatabanken, 2024).</w:t>
       </w:r>
     </w:p>
     <w:p>
@@ -972,7 +972,7 @@
     <w:r>
       <w:tab/>
       <w:tab/>
-      <w:t>2025-10-21</w:t>
+      <w:t>2025-10-22</w:t>
       <w:br/>
       <w:br/>
     </w:r>

--- a/klagomål/A 37667-2025 FSC-klagomål.docx
+++ b/klagomål/A 37667-2025 FSC-klagomål.docx
@@ -972,7 +972,7 @@
     <w:r>
       <w:tab/>
       <w:tab/>
-      <w:t>2025-10-22</w:t>
+      <w:t>2025-10-23</w:t>
       <w:br/>
       <w:br/>
     </w:r>

--- a/klagomål/A 37667-2025 FSC-klagomål.docx
+++ b/klagomål/A 37667-2025 FSC-klagomål.docx
@@ -972,7 +972,7 @@
     <w:r>
       <w:tab/>
       <w:tab/>
-      <w:t>2025-10-23</w:t>
+      <w:t>2025-10-24</w:t>
       <w:br/>
       <w:br/>
     </w:r>

--- a/klagomål/A 37667-2025 FSC-klagomål.docx
+++ b/klagomål/A 37667-2025 FSC-klagomål.docx
@@ -972,7 +972,7 @@
     <w:r>
       <w:tab/>
       <w:tab/>
-      <w:t>2025-10-24</w:t>
+      <w:t>2025-10-25</w:t>
       <w:br/>
       <w:br/>
     </w:r>

--- a/klagomål/A 37667-2025 FSC-klagomål.docx
+++ b/klagomål/A 37667-2025 FSC-klagomål.docx
@@ -972,7 +972,7 @@
     <w:r>
       <w:tab/>
       <w:tab/>
-      <w:t>2025-10-25</w:t>
+      <w:t>2025-10-26</w:t>
       <w:br/>
       <w:br/>
     </w:r>

--- a/klagomål/A 37667-2025 FSC-klagomål.docx
+++ b/klagomål/A 37667-2025 FSC-klagomål.docx
@@ -972,7 +972,7 @@
     <w:r>
       <w:tab/>
       <w:tab/>
-      <w:t>2025-10-26</w:t>
+      <w:t>2025-10-27</w:t>
       <w:br/>
       <w:br/>
     </w:r>

--- a/klagomål/A 37667-2025 FSC-klagomål.docx
+++ b/klagomål/A 37667-2025 FSC-klagomål.docx
@@ -972,7 +972,7 @@
     <w:r>
       <w:tab/>
       <w:tab/>
-      <w:t>2025-10-27</w:t>
+      <w:t>2025-10-28</w:t>
       <w:br/>
       <w:br/>
     </w:r>

--- a/klagomål/A 37667-2025 FSC-klagomål.docx
+++ b/klagomål/A 37667-2025 FSC-klagomål.docx
@@ -972,7 +972,7 @@
     <w:r>
       <w:tab/>
       <w:tab/>
-      <w:t>2025-10-28</w:t>
+      <w:t>2025-10-29</w:t>
       <w:br/>
       <w:br/>
     </w:r>

--- a/klagomål/A 37667-2025 FSC-klagomål.docx
+++ b/klagomål/A 37667-2025 FSC-klagomål.docx
@@ -972,7 +972,7 @@
     <w:r>
       <w:tab/>
       <w:tab/>
-      <w:t>2025-10-29</w:t>
+      <w:t>2025-10-30</w:t>
       <w:br/>
       <w:br/>
     </w:r>

--- a/klagomål/A 37667-2025 FSC-klagomål.docx
+++ b/klagomål/A 37667-2025 FSC-klagomål.docx
@@ -972,7 +972,7 @@
     <w:r>
       <w:tab/>
       <w:tab/>
-      <w:t>2025-10-30</w:t>
+      <w:t>2025-10-31</w:t>
       <w:br/>
       <w:br/>
     </w:r>

--- a/klagomål/A 37667-2025 FSC-klagomål.docx
+++ b/klagomål/A 37667-2025 FSC-klagomål.docx
@@ -972,7 +972,7 @@
     <w:r>
       <w:tab/>
       <w:tab/>
-      <w:t>2025-10-31</w:t>
+      <w:t>2025-11-01</w:t>
       <w:br/>
       <w:br/>
     </w:r>

--- a/klagomål/A 37667-2025 FSC-klagomål.docx
+++ b/klagomål/A 37667-2025 FSC-klagomål.docx
@@ -972,7 +972,7 @@
     <w:r>
       <w:tab/>
       <w:tab/>
-      <w:t>2025-11-01</w:t>
+      <w:t>2025-11-02</w:t>
       <w:br/>
       <w:br/>
     </w:r>

--- a/klagomål/A 37667-2025 FSC-klagomål.docx
+++ b/klagomål/A 37667-2025 FSC-klagomål.docx
@@ -972,7 +972,7 @@
     <w:r>
       <w:tab/>
       <w:tab/>
-      <w:t>2025-11-02</w:t>
+      <w:t>2025-11-03</w:t>
       <w:br/>
       <w:br/>
     </w:r>

--- a/klagomål/A 37667-2025 FSC-klagomål.docx
+++ b/klagomål/A 37667-2025 FSC-klagomål.docx
@@ -972,7 +972,7 @@
     <w:r>
       <w:tab/>
       <w:tab/>
-      <w:t>2025-11-03</w:t>
+      <w:t>2025-11-04</w:t>
       <w:br/>
       <w:br/>
     </w:r>

--- a/klagomål/A 37667-2025 FSC-klagomål.docx
+++ b/klagomål/A 37667-2025 FSC-klagomål.docx
@@ -972,7 +972,7 @@
     <w:r>
       <w:tab/>
       <w:tab/>
-      <w:t>2025-11-04</w:t>
+      <w:t>2025-11-05</w:t>
       <w:br/>
       <w:br/>
     </w:r>

--- a/klagomål/A 37667-2025 FSC-klagomål.docx
+++ b/klagomål/A 37667-2025 FSC-klagomål.docx
@@ -972,7 +972,7 @@
     <w:r>
       <w:tab/>
       <w:tab/>
-      <w:t>2025-11-05</w:t>
+      <w:t>2025-11-06</w:t>
       <w:br/>
       <w:br/>
     </w:r>

--- a/klagomål/A 37667-2025 FSC-klagomål.docx
+++ b/klagomål/A 37667-2025 FSC-klagomål.docx
@@ -972,7 +972,7 @@
     <w:r>
       <w:tab/>
       <w:tab/>
-      <w:t>2025-11-06</w:t>
+      <w:t>2025-11-07</w:t>
       <w:br/>
       <w:br/>
     </w:r>

--- a/klagomål/A 37667-2025 FSC-klagomål.docx
+++ b/klagomål/A 37667-2025 FSC-klagomål.docx
@@ -972,7 +972,7 @@
     <w:r>
       <w:tab/>
       <w:tab/>
-      <w:t>2025-11-07</w:t>
+      <w:t>2025-11-08</w:t>
       <w:br/>
       <w:br/>
     </w:r>

--- a/klagomål/A 37667-2025 FSC-klagomål.docx
+++ b/klagomål/A 37667-2025 FSC-klagomål.docx
@@ -972,7 +972,7 @@
     <w:r>
       <w:tab/>
       <w:tab/>
-      <w:t>2025-11-08</w:t>
+      <w:t>2025-11-09</w:t>
       <w:br/>
       <w:br/>
     </w:r>

--- a/klagomål/A 37667-2025 FSC-klagomål.docx
+++ b/klagomål/A 37667-2025 FSC-klagomål.docx
@@ -972,7 +972,7 @@
     <w:r>
       <w:tab/>
       <w:tab/>
-      <w:t>2025-11-09</w:t>
+      <w:t>2025-11-10</w:t>
       <w:br/>
       <w:br/>
     </w:r>

--- a/klagomål/A 37667-2025 FSC-klagomål.docx
+++ b/klagomål/A 37667-2025 FSC-klagomål.docx
@@ -972,7 +972,7 @@
     <w:r>
       <w:tab/>
       <w:tab/>
-      <w:t>2025-11-10</w:t>
+      <w:t>2025-11-11</w:t>
       <w:br/>
       <w:br/>
     </w:r>

--- a/klagomål/A 37667-2025 FSC-klagomål.docx
+++ b/klagomål/A 37667-2025 FSC-klagomål.docx
@@ -972,7 +972,7 @@
     <w:r>
       <w:tab/>
       <w:tab/>
-      <w:t>2025-11-11</w:t>
+      <w:t>2025-11-12</w:t>
       <w:br/>
       <w:br/>
     </w:r>
